--- a/docs/01_프로젝트_기획서.docx
+++ b/docs/01_프로젝트_기획서.docx
@@ -257,7 +257,7 @@
                 <w:rFonts w:ascii="맑은 고딕" w:hAnsi="맑은 고딕" w:eastAsia="맑은 고딕"/>
                 <w:sz w:val="19"/>
               </w:rPr>
-              <w:t>초안 v0.1 — 수강생 제출 자료 기반</w:t>
+              <w:t>초안 v0.2 — 수강생 추가 게시물·댓글 반영</w:t>
             </w:r>
           </w:p>
         </w:tc>
@@ -367,7 +367,7 @@
           <w:rFonts w:ascii="맑은 고딕" w:hAnsi="맑은 고딕" w:eastAsia="맑은 고딕"/>
           <w:sz w:val="20"/>
         </w:rPr>
-        <w:t>로 합니다. 이유는 ① 가장 최근 게시물로 제출자의 현재 관심사이고, ② 계산식(FRF × 가진력, 차수별 RSS로 overall)이 원문에 명시돼 결과가 맞는지 확인할 수 있으며, ③ 과제 B에서 만드는 「FRF 엑셀 읽기·주파수 축 처리」가 과제 A의 Peak 검출에 그대로 재사용되기 때문입니다.</w:t>
+        <w:t>로 합니다. 제출자가 2026-09-28 댓글로 「과제 B를 우선으로 하고 여유가 된다면 과제 A를 진행」하겠다고 확인했습니다(v0.2 반영). 이 순서가 맞는 이유는 ① 가장 최근 게시물로 제출자의 현재 관심사이고, ② 계산식(FRF × 가진력, 차수별 RSS로 overall)이 원문에 명시돼 결과가 맞는지 확인할 수 있으며, ③ 과제 B에서 만드는 「FRF 엑셀 읽기·주파수 축 처리」가 과제 A의 Peak 검출에 그대로 재사용되기 때문입니다.</w:t>
       </w:r>
     </w:p>
     <w:p>
@@ -1832,7 +1832,7 @@
                 <w:rFonts w:ascii="맑은 고딕" w:hAnsi="맑은 고딕" w:eastAsia="맑은 고딕"/>
                 <w:sz w:val="19"/>
               </w:rPr>
-              <w:t>MVP(계측 형식 확인 후)</w:t>
+              <w:t>MVP — 1단계는 「RPM·차수별 계측 응답 표」 입력 기준(가정), 계측 형식 확인 후 2단계에서 보완</w:t>
             </w:r>
           </w:p>
         </w:tc>
@@ -1894,7 +1894,7 @@
                 <w:rFonts w:ascii="맑은 고딕" w:hAnsi="맑은 고딕" w:eastAsia="맑은 고딕"/>
                 <w:sz w:val="19"/>
               </w:rPr>
-              <w:t>확장(2단계)</w:t>
+              <w:t>확장(2단계, 과제 B 이후 여유가 있을 때 — 제출자 확인)</w:t>
             </w:r>
           </w:p>
         </w:tc>
@@ -2451,6 +2451,15 @@
           <w:rFonts w:ascii="맑은 고딕" w:hAnsi="맑은 고딕" w:eastAsia="맑은 고딕"/>
           <w:sz w:val="21"/>
         </w:rPr>
+        <w:t>제출자 확인(2026-09-28 댓글): 과제 B를 우선하고, 여유가 되면 과제 A를 진행합니다. 따라서 1단계는 과제 B만 다루고, 과제 A는 2단계 이후로 둡니다.</w:t>
+      </w:r>
+    </w:p>
+    <w:p>
+      <w:r>
+        <w:rPr>
+          <w:rFonts w:ascii="맑은 고딕" w:hAnsi="맑은 고딕" w:eastAsia="맑은 고딕"/>
+          <w:sz w:val="21"/>
+        </w:rPr>
         <w:t>계산식이 원문에 있어 샘플 없이도 뼈대를 만들 수 있습니다. 엑셀 열 배치는 화면에서 지정하게 해 샘플이 와도 코드 수정 없이 맞춥니다.</w:t>
       </w:r>
     </w:p>
@@ -2488,6 +2497,18 @@
           <w:sz w:val="21"/>
         </w:rPr>
         <w:t>결과 엑셀 내려받기와 RPM-응답 그래프.</w:t>
+      </w:r>
+    </w:p>
+    <w:p>
+      <w:pPr>
+        <w:pStyle w:val="ListBullet"/>
+      </w:pPr>
+      <w:r>
+        <w:rPr>
+          <w:rFonts w:ascii="맑은 고딕" w:hAnsi="맑은 고딕" w:eastAsia="맑은 고딕"/>
+          <w:sz w:val="21"/>
+        </w:rPr>
+        <w:t>계측 응답 표(RPM·차수별, 가정 형식)가 있으면 가진력 추정 표와 반공진 부근 경고, 추정 결과 엑셀.</w:t>
       </w:r>
     </w:p>
     <w:p>
@@ -2545,7 +2566,7 @@
           <w:rFonts w:ascii="맑은 고딕" w:hAnsi="맑은 고딕" w:eastAsia="맑은 고딕"/>
           <w:sz w:val="21"/>
         </w:rPr>
-        <w:t>과제 A 규칙 기반 분석: Peak 검출, 가진 주파수 ↔ 고유진동수 근접 쌍 표시.</w:t>
+        <w:t>과제 A 규칙 기반 분석(과제 B가 실제 데이터로 확정된 뒤 여유가 있을 때): Peak 검출, 가진 주파수 ↔ 고유진동수 근접 쌍 표시.</w:t>
       </w:r>
     </w:p>
     <w:p>
@@ -2851,7 +2872,7 @@
           <w:rFonts w:ascii="맑은 고딕" w:hAnsi="맑은 고딕" w:eastAsia="맑은 고딕"/>
           <w:sz w:val="21"/>
         </w:rPr>
-        <w:t>과제 A와 B 중 우선순위가 이 기획서(B 먼저)와 같은지.</w:t>
+        <w:t>과제 A·B 우선순위 — 확인됨(2026-09-28 댓글): 과제 B 우선, 여유가 되면 과제 A.</w:t>
       </w:r>
     </w:p>
     <w:p>
@@ -2998,6 +3019,38 @@
                 <w:sz w:val="19"/>
               </w:rPr>
               <w:t>과제 B</w:t>
+            </w:r>
+          </w:p>
+        </w:tc>
+      </w:tr>
+      <w:tr>
+        <w:tc>
+          <w:tcPr>
+            <w:tcW w:type="dxa" w:w="4320"/>
+          </w:tcPr>
+          <w:p>
+            <w:r/>
+            <w:r>
+              <w:rPr>
+                <w:rFonts w:ascii="맑은 고딕" w:hAnsi="맑은 고딕" w:eastAsia="맑은 고딕"/>
+                <w:sz w:val="19"/>
+              </w:rPr>
+              <w:t>댓글 (2026-09-28 08:19)</w:t>
+            </w:r>
+          </w:p>
+        </w:tc>
+        <w:tc>
+          <w:tcPr>
+            <w:tcW w:type="dxa" w:w="4320"/>
+          </w:tcPr>
+          <w:p>
+            <w:r/>
+            <w:r>
+              <w:rPr>
+                <w:rFonts w:ascii="맑은 고딕" w:hAnsi="맑은 고딕" w:eastAsia="맑은 고딕"/>
+                <w:sz w:val="19"/>
+              </w:rPr>
+              <w:t>「과제 B를 우선으로 하고 여유가 된다면 과제 A를 진행」 → 우선순위 확정(v0.2)</w:t>
             </w:r>
           </w:p>
         </w:tc>
